--- a/data/cvs/cv_196_Turtle_Trax_S_A__Data_Analyst_Programmer.docx
+++ b/data/cvs/cv_196_Turtle_Trax_S_A__Data_Analyst_Programmer.docx
@@ -86,7 +86,7 @@
         <w:rPr>
           <w:sz w:val="20"/>
         </w:rPr>
-        <w:t>Full Stack Developer and AI Data Specialist with a focus on building robust, scalable systems and high-quality datasets. I have experience across the full stack, from Python backends to React frontends, and have worked with diverse teams to deliver solutions for enterprise clients in banking, retail, and corporate sectors. My recent work includes AI-driven automation, API integrations, and data annotation for AI model training, with a strong emphasis on quality and accuracy.</w:t>
+        <w:t>Full Stack Developer and AI engineer with a focus on data-driven solutions. I bring Python, JavaScript, and SQL expertise to build end-to-end systems, from PostgreSQL databases to React frontends. My recent work includes AI data annotation, model evaluation, and dataset structuring, with a strong emphasis on automation. Currently, I'm building production-ready systems at Copy Cat Group, integrating SAP APIs and developing AI-powered tender scraping pipelines.</w:t>
       </w:r>
     </w:p>
     <w:p>
@@ -209,7 +209,7 @@
         <w:rPr>
           <w:sz w:val="20"/>
         </w:rPr>
-        <w:t>n8n, Playwright, APScheduler, Web Scraping, REST APIs</w:t>
+        <w:t>n8n, Playwright, APScheduler, Web Scraping, REST APIs, Git, GitHub, Postman, VS Code, Jira, Trello, Slack, HubSpot, Figma, Docker</w:t>
       </w:r>
     </w:p>
     <w:p>
@@ -227,7 +227,7 @@
         <w:rPr>
           <w:sz w:val="20"/>
         </w:rPr>
-        <w:t>Oracle Cloud, Google Cloud Platform, Git, GitHub, CI/CD</w:t>
+        <w:t>Oracle Cloud, Google Cloud Platform</w:t>
       </w:r>
     </w:p>
     <w:p>
@@ -245,7 +245,7 @@
         <w:rPr>
           <w:sz w:val="20"/>
         </w:rPr>
-        <w:t>Azure DevOps, Microsoft Power BI, Microsoft 365, Microsoft Copilot, Microsoft Power Automate, SharePoint, Agile, data lake, data analytics, data architecture, data governance, data quality</w:t>
+        <w:t>Azure DevOps, Microsoft Power BI, Microsoft 365, Microsoft Copilot, Microsoft Power Automate, SharePoint, data lake</w:t>
       </w:r>
     </w:p>
     <w:p>
@@ -263,7 +263,7 @@
         <w:rPr>
           <w:sz w:val="20"/>
         </w:rPr>
-        <w:t>master data management, taxonomy, data fusion, data logging, data security, data compliance, troubleshooting, testing, documentation, mentoring, process design, project management</w:t>
+        <w:t>data analytics, data consumption, master data management, taxonomy, data architecture, data governance, data quality</w:t>
       </w:r>
     </w:p>
     <w:p>
@@ -325,7 +325,7 @@
         <w:rPr>
           <w:sz w:val="20"/>
         </w:rPr>
-        <w:t>Authoring comprehensive System Design Documents (SDDs) and Business Requirements Documents (BRDs) for enterprise architecture and project scoping.</w:t>
+        <w:t>Authoring comprehensive System Design Documents (SDDs) for Application, Data, Integration, and Security Architecture.</w:t>
       </w:r>
     </w:p>
     <w:p>
@@ -337,7 +337,7 @@
         <w:rPr>
           <w:sz w:val="20"/>
         </w:rPr>
-        <w:t>Designing and prototyping an AI-powered tender scraping pipeline to automate tender opportunity discovery and processing.</w:t>
+        <w:t>Designing and building an AI-powered tender scraping pipeline to automate tender opportunity discovery and processing.</w:t>
       </w:r>
     </w:p>
     <w:p>
@@ -407,7 +407,7 @@
         <w:rPr>
           <w:sz w:val="20"/>
         </w:rPr>
-        <w:t>Building full-stack solutions with optimised UI components, APIs, and CMS-based systems for diverse U.S. clients.</w:t>
+        <w:t>Building full-stack solutions with optimised APIs and UI components, collaborating remotely to enhance performance.</w:t>
       </w:r>
     </w:p>
     <w:p>
